--- a/chapters/GTIchap10.docx
+++ b/chapters/GTIchap10.docx
@@ -216,43 +216,43 @@
     </w:p>
     <w:p>
       <w:pPr>
-        <w:rPr>
-          <w:rFonts w:ascii="Montserrat" w:cs="Montserrat" w:eastAsia="Montserrat" w:hAnsi="Montserrat"/>
-          <w:color w:val="ffffff"/>
-          <w:sz w:val="28"/>
-          <w:szCs w:val="28"/>
-        </w:rPr>
-      </w:pPr>
-      <w:r>
-        <w:rPr>
-          <w:rFonts w:ascii="Montserrat" w:cs="Montserrat" w:eastAsia="Montserrat" w:hAnsi="Montserrat"/>
-          <w:color w:val="ffffff"/>
-          <w:sz w:val="28"/>
-          <w:szCs w:val="28"/>
-          <w:rtl w:val="0"/>
-        </w:rPr>
-        <w:tab/>
+        <w:ind w:firstLine="720"/>
+        <w:rPr>
+          <w:rFonts w:ascii="Montserrat" w:cs="Montserrat" w:eastAsia="Montserrat" w:hAnsi="Montserrat"/>
+          <w:color w:val="ffffff"/>
+          <w:sz w:val="28"/>
+          <w:szCs w:val="28"/>
+        </w:rPr>
+      </w:pPr>
+      <w:r>
+        <w:rPr>
+          <w:rFonts w:ascii="Montserrat" w:cs="Montserrat" w:eastAsia="Montserrat" w:hAnsi="Montserrat"/>
+          <w:color w:val="ffffff"/>
+          <w:sz w:val="28"/>
+          <w:szCs w:val="28"/>
+          <w:rtl w:val="0"/>
+        </w:rPr>
         <w:t xml:space="preserve">“I recall suggesting you remain in your quarters," said a voice from behind her, and she mustered no reaction of shock, or fear, as the castellan had expected. Her arms remained folded on the edge of the stone balustrade, fixed on the distant stars. It seemed the moon had disappeared. </w:t>
       </w:r>
     </w:p>
     <w:p>
       <w:pPr>
-        <w:rPr>
-          <w:rFonts w:ascii="Montserrat" w:cs="Montserrat" w:eastAsia="Montserrat" w:hAnsi="Montserrat"/>
-          <w:color w:val="ffffff"/>
-          <w:sz w:val="28"/>
-          <w:szCs w:val="28"/>
-        </w:rPr>
-      </w:pPr>
-      <w:r>
-        <w:rPr>
-          <w:rFonts w:ascii="Montserrat" w:cs="Montserrat" w:eastAsia="Montserrat" w:hAnsi="Montserrat"/>
-          <w:color w:val="ffffff"/>
-          <w:sz w:val="28"/>
-          <w:szCs w:val="28"/>
-          <w:rtl w:val="0"/>
-        </w:rPr>
-        <w:tab/>
+        <w:ind w:left="0" w:firstLine="720"/>
+        <w:rPr>
+          <w:rFonts w:ascii="Montserrat" w:cs="Montserrat" w:eastAsia="Montserrat" w:hAnsi="Montserrat"/>
+          <w:color w:val="ffffff"/>
+          <w:sz w:val="28"/>
+          <w:szCs w:val="28"/>
+        </w:rPr>
+      </w:pPr>
+      <w:r>
+        <w:rPr>
+          <w:rFonts w:ascii="Montserrat" w:cs="Montserrat" w:eastAsia="Montserrat" w:hAnsi="Montserrat"/>
+          <w:color w:val="ffffff"/>
+          <w:sz w:val="28"/>
+          <w:szCs w:val="28"/>
+          <w:rtl w:val="0"/>
+        </w:rPr>
         <w:t xml:space="preserve">“Well, </w:t>
       </w:r>
       <w:r>
@@ -280,22 +280,22 @@
     </w:p>
     <w:p>
       <w:pPr>
-        <w:rPr>
-          <w:rFonts w:ascii="Montserrat" w:cs="Montserrat" w:eastAsia="Montserrat" w:hAnsi="Montserrat"/>
-          <w:color w:val="ffffff"/>
-          <w:sz w:val="28"/>
-          <w:szCs w:val="28"/>
-        </w:rPr>
-      </w:pPr>
-      <w:r>
-        <w:rPr>
-          <w:rFonts w:ascii="Montserrat" w:cs="Montserrat" w:eastAsia="Montserrat" w:hAnsi="Montserrat"/>
-          <w:color w:val="ffffff"/>
-          <w:sz w:val="28"/>
-          <w:szCs w:val="28"/>
-          <w:rtl w:val="0"/>
-        </w:rPr>
-        <w:tab/>
+        <w:ind w:left="0" w:firstLine="720"/>
+        <w:rPr>
+          <w:rFonts w:ascii="Montserrat" w:cs="Montserrat" w:eastAsia="Montserrat" w:hAnsi="Montserrat"/>
+          <w:color w:val="ffffff"/>
+          <w:sz w:val="28"/>
+          <w:szCs w:val="28"/>
+        </w:rPr>
+      </w:pPr>
+      <w:r>
+        <w:rPr>
+          <w:rFonts w:ascii="Montserrat" w:cs="Montserrat" w:eastAsia="Montserrat" w:hAnsi="Montserrat"/>
+          <w:color w:val="ffffff"/>
+          <w:sz w:val="28"/>
+          <w:szCs w:val="28"/>
+          <w:rtl w:val="0"/>
+        </w:rPr>
         <w:t xml:space="preserve">“Indeed it was, don’t worry, I’m not going to drag you back downstairs," he promised, leaning down beside her. “It’s a beautiful view, and a dying shame not to share it from time to time.”</w:t>
       </w:r>
     </w:p>
@@ -437,69 +437,111 @@
           <w:szCs w:val="28"/>
           <w:rtl w:val="0"/>
         </w:rPr>
-        <w:t xml:space="preserve">“Would you not sleep?” he said, and now, without his coat, his lean body was very visible. He was quite tall, quite thin, and quite old, at least beside her. He wore burnt caramel coloured silken night clothes with embroidery on the cuffs, pockets, and button seams. He wore black, shining shoes under them, these did not match his attire one bit. His hair was thin, and white, and pulled back in a short, curly tail at the base of his skull. </w:t>
-      </w:r>
-    </w:p>
-    <w:p>
-      <w:pPr>
-        <w:rPr>
-          <w:rFonts w:ascii="Montserrat" w:cs="Montserrat" w:eastAsia="Montserrat" w:hAnsi="Montserrat"/>
-          <w:color w:val="ffffff"/>
-          <w:sz w:val="28"/>
-          <w:szCs w:val="28"/>
-        </w:rPr>
-      </w:pPr>
-      <w:r>
-        <w:rPr>
-          <w:rFonts w:ascii="Montserrat" w:cs="Montserrat" w:eastAsia="Montserrat" w:hAnsi="Montserrat"/>
-          <w:color w:val="ffffff"/>
-          <w:sz w:val="28"/>
-          <w:szCs w:val="28"/>
-          <w:rtl w:val="0"/>
-        </w:rPr>
-        <w:tab/>
+        <w:t xml:space="preserve">“Would you not sleep?” he said, and now, without his coat, his lean body was very visible. He was quite tall, quite thin, and quite old, at least beside her. It seemed he had lived at least thirty years longer than she had, more, even… or perhaps the experiences he had encountered had simply been more taxing on his face, imprinting upon the skin again and again. </w:t>
+      </w:r>
+    </w:p>
+    <w:p>
+      <w:pPr>
+        <w:ind w:left="0" w:firstLine="0"/>
+        <w:rPr>
+          <w:rFonts w:ascii="Montserrat" w:cs="Montserrat" w:eastAsia="Montserrat" w:hAnsi="Montserrat"/>
+          <w:color w:val="ffffff"/>
+          <w:sz w:val="28"/>
+          <w:szCs w:val="28"/>
+        </w:rPr>
+      </w:pPr>
+      <w:r>
+        <w:rPr>
+          <w:rFonts w:ascii="Montserrat" w:cs="Montserrat" w:eastAsia="Montserrat" w:hAnsi="Montserrat"/>
+          <w:color w:val="ffffff"/>
+          <w:sz w:val="28"/>
+          <w:szCs w:val="28"/>
+          <w:rtl w:val="0"/>
+        </w:rPr>
+        <w:t xml:space="preserve">He wore burnt caramel coloured silken night clothes with embroidery on the cuffs, pockets, and button seams, and he wore black, shining shoes under them, and these did not match his attire one bit, as his feet were attending a dinner party and his torso was attending the underside of a quilt.</w:t>
+      </w:r>
+    </w:p>
+    <w:p>
+      <w:pPr>
+        <w:ind w:left="0" w:firstLine="0"/>
+        <w:rPr>
+          <w:rFonts w:ascii="Montserrat" w:cs="Montserrat" w:eastAsia="Montserrat" w:hAnsi="Montserrat"/>
+          <w:color w:val="ffffff"/>
+          <w:sz w:val="28"/>
+          <w:szCs w:val="28"/>
+        </w:rPr>
+      </w:pPr>
+      <w:r>
+        <w:rPr>
+          <w:rFonts w:ascii="Montserrat" w:cs="Montserrat" w:eastAsia="Montserrat" w:hAnsi="Montserrat"/>
+          <w:color w:val="ffffff"/>
+          <w:sz w:val="28"/>
+          <w:szCs w:val="28"/>
+          <w:rtl w:val="0"/>
+        </w:rPr>
+        <w:t xml:space="preserve">His hair was thin, and white, and pulled back in a short, curly tail at the base of his skull, but he had turned now and she could see the light of the moon catch the twisted locks no longer, and had only her memory of them from the moment before, which proved to be of insufficient detail.</w:t>
+      </w:r>
+    </w:p>
+    <w:p>
+      <w:pPr>
+        <w:ind w:left="0" w:firstLine="720"/>
+        <w:rPr>
+          <w:rFonts w:ascii="Montserrat" w:cs="Montserrat" w:eastAsia="Montserrat" w:hAnsi="Montserrat"/>
+          <w:color w:val="ffffff"/>
+          <w:sz w:val="28"/>
+          <w:szCs w:val="28"/>
+        </w:rPr>
+      </w:pPr>
+      <w:r>
+        <w:rPr>
+          <w:rFonts w:ascii="Montserrat" w:cs="Montserrat" w:eastAsia="Montserrat" w:hAnsi="Montserrat"/>
+          <w:color w:val="ffffff"/>
+          <w:sz w:val="28"/>
+          <w:szCs w:val="28"/>
+          <w:rtl w:val="0"/>
+        </w:rPr>
         <w:t xml:space="preserve">“Not here… Not at night," she said, as though it were obviously impossible. </w:t>
       </w:r>
     </w:p>
     <w:p>
       <w:pPr>
-        <w:rPr>
-          <w:rFonts w:ascii="Montserrat" w:cs="Montserrat" w:eastAsia="Montserrat" w:hAnsi="Montserrat"/>
-          <w:color w:val="ffffff"/>
-          <w:sz w:val="28"/>
-          <w:szCs w:val="28"/>
-        </w:rPr>
-      </w:pPr>
-      <w:r>
-        <w:rPr>
-          <w:rFonts w:ascii="Montserrat" w:cs="Montserrat" w:eastAsia="Montserrat" w:hAnsi="Montserrat"/>
-          <w:color w:val="ffffff"/>
-          <w:sz w:val="28"/>
-          <w:szCs w:val="28"/>
-          <w:rtl w:val="0"/>
-        </w:rPr>
-        <w:tab/>
-        <w:t xml:space="preserve">“It scares you?” he asked, and she looked up at him like he was speaking a distant language of which she knew only a few handfuls of words, her ears pricked up to catch a pattern she had encountered before, and her gaze locked on his lips.</w:t>
-      </w:r>
-    </w:p>
-    <w:p>
-      <w:pPr>
-        <w:rPr>
-          <w:rFonts w:ascii="Montserrat" w:cs="Montserrat" w:eastAsia="Montserrat" w:hAnsi="Montserrat"/>
-          <w:color w:val="ffffff"/>
-          <w:sz w:val="28"/>
-          <w:szCs w:val="28"/>
-        </w:rPr>
-      </w:pPr>
-      <w:r>
-        <w:rPr>
-          <w:rFonts w:ascii="Montserrat" w:cs="Montserrat" w:eastAsia="Montserrat" w:hAnsi="Montserrat"/>
-          <w:color w:val="ffffff"/>
-          <w:sz w:val="28"/>
-          <w:szCs w:val="28"/>
-          <w:rtl w:val="0"/>
-        </w:rPr>
-        <w:tab/>
+        <w:ind w:left="0" w:firstLine="720"/>
+        <w:rPr>
+          <w:rFonts w:ascii="Montserrat" w:cs="Montserrat" w:eastAsia="Montserrat" w:hAnsi="Montserrat"/>
+          <w:color w:val="ffffff"/>
+          <w:sz w:val="28"/>
+          <w:szCs w:val="28"/>
+        </w:rPr>
+      </w:pPr>
+      <w:r>
+        <w:rPr>
+          <w:rFonts w:ascii="Montserrat" w:cs="Montserrat" w:eastAsia="Montserrat" w:hAnsi="Montserrat"/>
+          <w:color w:val="ffffff"/>
+          <w:sz w:val="28"/>
+          <w:szCs w:val="28"/>
+          <w:rtl w:val="0"/>
+        </w:rPr>
+        <w:t xml:space="preserve">“It frightens you?” he asked, and she looked up at him like he was speaking a distant language of which she knew only a few handfuls of words, her ears pricked up to catch a pattern she had encountered before, and her gaze locked on his lips.</w:t>
+      </w:r>
+    </w:p>
+    <w:p>
+      <w:pPr>
+        <w:ind w:left="0" w:firstLine="720"/>
+        <w:rPr>
+          <w:rFonts w:ascii="Montserrat" w:cs="Montserrat" w:eastAsia="Montserrat" w:hAnsi="Montserrat"/>
+          <w:color w:val="ffffff"/>
+          <w:sz w:val="28"/>
+          <w:szCs w:val="28"/>
+        </w:rPr>
+      </w:pPr>
+      <w:r>
+        <w:rPr>
+          <w:rFonts w:ascii="Montserrat" w:cs="Montserrat" w:eastAsia="Montserrat" w:hAnsi="Montserrat"/>
+          <w:color w:val="ffffff"/>
+          <w:sz w:val="28"/>
+          <w:szCs w:val="28"/>
+          <w:rtl w:val="0"/>
+        </w:rPr>
         <w:t xml:space="preserve">“I saw the Countenance, yesterday," she said, out of the blue, unblinking and glancing up to see his old pair already peering into her. </w:t>
       </w:r>
     </w:p>
@@ -709,7 +751,7 @@
           <w:szCs w:val="28"/>
           <w:rtl w:val="0"/>
         </w:rPr>
-        <w:t xml:space="preserve">“Well, he’s Kasseian, the last of his race,” he replied, his brow still afurrow in his awe of her. “He’s far larger than any everyday fellow, and winged, of course. Some say he takes after devils, and others say the devils take after him.”</w:t>
+        <w:t xml:space="preserve">“Well, he’s Kasseian, the last of his race,” he replied, his brow still creased in his awe of her. “He’s far larger than any everyday fellow, and winged, of course. Some say he takes after devils, and others say the devils take after him.”</w:t>
       </w:r>
     </w:p>
     <w:p>
@@ -859,29 +901,47 @@
           <w:rtl w:val="0"/>
         </w:rPr>
         <w:t xml:space="preserve">His gaze had grown wide and curious. </w:t>
-        <w:br w:type="textWrapping"/>
-        <w:tab/>
+      </w:r>
+    </w:p>
+    <w:p>
+      <w:pPr>
+        <w:ind w:firstLine="720"/>
+        <w:rPr>
+          <w:rFonts w:ascii="Montserrat" w:cs="Montserrat" w:eastAsia="Montserrat" w:hAnsi="Montserrat"/>
+          <w:color w:val="ffffff"/>
+          <w:sz w:val="28"/>
+          <w:szCs w:val="28"/>
+        </w:rPr>
+      </w:pPr>
+      <w:r>
+        <w:rPr>
+          <w:rFonts w:ascii="Montserrat" w:cs="Montserrat" w:eastAsia="Montserrat" w:hAnsi="Montserrat"/>
+          <w:color w:val="ffffff"/>
+          <w:sz w:val="28"/>
+          <w:szCs w:val="28"/>
+          <w:rtl w:val="0"/>
+        </w:rPr>
         <w:t xml:space="preserve">“How do you know such private things?” he asked.</w:t>
       </w:r>
     </w:p>
     <w:p>
       <w:pPr>
-        <w:rPr>
-          <w:rFonts w:ascii="Montserrat" w:cs="Montserrat" w:eastAsia="Montserrat" w:hAnsi="Montserrat"/>
-          <w:color w:val="ffffff"/>
-          <w:sz w:val="28"/>
-          <w:szCs w:val="28"/>
-        </w:rPr>
-      </w:pPr>
-      <w:r>
-        <w:rPr>
-          <w:rFonts w:ascii="Montserrat" w:cs="Montserrat" w:eastAsia="Montserrat" w:hAnsi="Montserrat"/>
-          <w:color w:val="ffffff"/>
-          <w:sz w:val="28"/>
-          <w:szCs w:val="28"/>
-          <w:rtl w:val="0"/>
-        </w:rPr>
-        <w:tab/>
+        <w:ind w:firstLine="720"/>
+        <w:rPr>
+          <w:rFonts w:ascii="Montserrat" w:cs="Montserrat" w:eastAsia="Montserrat" w:hAnsi="Montserrat"/>
+          <w:color w:val="ffffff"/>
+          <w:sz w:val="28"/>
+          <w:szCs w:val="28"/>
+        </w:rPr>
+      </w:pPr>
+      <w:r>
+        <w:rPr>
+          <w:rFonts w:ascii="Montserrat" w:cs="Montserrat" w:eastAsia="Montserrat" w:hAnsi="Montserrat"/>
+          <w:color w:val="ffffff"/>
+          <w:sz w:val="28"/>
+          <w:szCs w:val="28"/>
+          <w:rtl w:val="0"/>
+        </w:rPr>
         <w:t xml:space="preserve">“I just do," she said. “I’ve got lots of whats and wheres, but don’t have many hows and whys, so don’t </w:t>
       </w:r>
       <w:r>
@@ -909,22 +969,22 @@
     </w:p>
     <w:p>
       <w:pPr>
-        <w:rPr>
-          <w:rFonts w:ascii="Montserrat" w:cs="Montserrat" w:eastAsia="Montserrat" w:hAnsi="Montserrat"/>
-          <w:color w:val="ffffff"/>
-          <w:sz w:val="28"/>
-          <w:szCs w:val="28"/>
-        </w:rPr>
-      </w:pPr>
-      <w:r>
-        <w:rPr>
-          <w:rFonts w:ascii="Montserrat" w:cs="Montserrat" w:eastAsia="Montserrat" w:hAnsi="Montserrat"/>
-          <w:color w:val="ffffff"/>
-          <w:sz w:val="28"/>
-          <w:szCs w:val="28"/>
-          <w:rtl w:val="0"/>
-        </w:rPr>
-        <w:tab/>
+        <w:ind w:firstLine="720"/>
+        <w:rPr>
+          <w:rFonts w:ascii="Montserrat" w:cs="Montserrat" w:eastAsia="Montserrat" w:hAnsi="Montserrat"/>
+          <w:color w:val="ffffff"/>
+          <w:sz w:val="28"/>
+          <w:szCs w:val="28"/>
+        </w:rPr>
+      </w:pPr>
+      <w:r>
+        <w:rPr>
+          <w:rFonts w:ascii="Montserrat" w:cs="Montserrat" w:eastAsia="Montserrat" w:hAnsi="Montserrat"/>
+          <w:color w:val="ffffff"/>
+          <w:sz w:val="28"/>
+          <w:szCs w:val="28"/>
+          <w:rtl w:val="0"/>
+        </w:rPr>
         <w:t xml:space="preserve">“You’re a revella..?” he breathed. “Is that why you were so frightened, at the gate, where I happened upon you?” He asked more questions, more questions, would they never cease? She had been clear, she had no use for them. She said nothing, dropping her chin onto the icy-cold granite of the balustrade, then scooping it up in her fingers. “You said something, out there, a word. </w:t>
       </w:r>
       <w:r>
@@ -970,8 +1030,26 @@
           <w:rtl w:val="0"/>
         </w:rPr>
         <w:t xml:space="preserve">. It feels so familiar to me, but… I don’t know what it means.”</w:t>
-        <w:br w:type="textWrapping"/>
-        <w:tab/>
+      </w:r>
+    </w:p>
+    <w:p>
+      <w:pPr>
+        <w:ind w:firstLine="720"/>
+        <w:rPr>
+          <w:rFonts w:ascii="Montserrat" w:cs="Montserrat" w:eastAsia="Montserrat" w:hAnsi="Montserrat"/>
+          <w:color w:val="ffffff"/>
+          <w:sz w:val="28"/>
+          <w:szCs w:val="28"/>
+        </w:rPr>
+      </w:pPr>
+      <w:r>
+        <w:rPr>
+          <w:rFonts w:ascii="Montserrat" w:cs="Montserrat" w:eastAsia="Montserrat" w:hAnsi="Montserrat"/>
+          <w:color w:val="ffffff"/>
+          <w:sz w:val="28"/>
+          <w:szCs w:val="28"/>
+          <w:rtl w:val="0"/>
+        </w:rPr>
         <w:t xml:space="preserve">“Nobody does. It means like </w:t>
       </w:r>
       <w:r>
@@ -1021,7 +1099,7 @@
     </w:p>
     <w:p>
       <w:pPr>
-        <w:ind w:firstLine="720"/>
+        <w:ind w:left="0" w:firstLine="720"/>
         <w:rPr>
           <w:rFonts w:ascii="Montserrat" w:cs="Montserrat" w:eastAsia="Montserrat" w:hAnsi="Montserrat"/>
           <w:color w:val="ffffff"/>
@@ -1042,7 +1120,7 @@
     </w:p>
     <w:p>
       <w:pPr>
-        <w:ind w:firstLine="720"/>
+        <w:ind w:left="0" w:firstLine="720"/>
         <w:rPr>
           <w:rFonts w:ascii="Montserrat" w:cs="Montserrat" w:eastAsia="Montserrat" w:hAnsi="Montserrat"/>
           <w:color w:val="ffffff"/>
@@ -1081,9 +1159,27 @@
           <w:rtl w:val="0"/>
         </w:rPr>
         <w:t xml:space="preserve">,” she said, her voice laced with the whining tone of sarcasm.</w:t>
-        <w:br w:type="textWrapping"/>
-        <w:tab/>
-        <w:t xml:space="preserve">“Please share with me,” he begged, laying his hand on her arm. He was gentle, like Kay, but different. “It feels… important, something core to my being, something I cannot ever forget about or move on from. Just like the </w:t>
+      </w:r>
+    </w:p>
+    <w:p>
+      <w:pPr>
+        <w:ind w:left="0" w:firstLine="720"/>
+        <w:rPr>
+          <w:rFonts w:ascii="Montserrat" w:cs="Montserrat" w:eastAsia="Montserrat" w:hAnsi="Montserrat"/>
+          <w:color w:val="ffffff"/>
+          <w:sz w:val="28"/>
+          <w:szCs w:val="28"/>
+        </w:rPr>
+      </w:pPr>
+      <w:r>
+        <w:rPr>
+          <w:rFonts w:ascii="Montserrat" w:cs="Montserrat" w:eastAsia="Montserrat" w:hAnsi="Montserrat"/>
+          <w:color w:val="ffffff"/>
+          <w:sz w:val="28"/>
+          <w:szCs w:val="28"/>
+          <w:rtl w:val="0"/>
+        </w:rPr>
+        <w:t xml:space="preserve">“Please, share with me,” he begged, laying his hand on her arm. He was gentle, like Kay, but different. “It feels… important, something core to my being, something I cannot ever forget about or move on from. Just like the </w:t>
       </w:r>
       <w:r>
         <w:rPr>
@@ -1112,7 +1208,7 @@
     </w:p>
     <w:p>
       <w:pPr>
-        <w:ind w:firstLine="720"/>
+        <w:ind w:left="0" w:firstLine="720"/>
         <w:rPr>
           <w:rFonts w:ascii="Montserrat" w:cs="Montserrat" w:eastAsia="Montserrat" w:hAnsi="Montserrat"/>
           <w:color w:val="ffffff"/>
@@ -1288,43 +1384,43 @@
     </w:p>
     <w:p>
       <w:pPr>
-        <w:rPr>
-          <w:rFonts w:ascii="Montserrat" w:cs="Montserrat" w:eastAsia="Montserrat" w:hAnsi="Montserrat"/>
-          <w:color w:val="ffffff"/>
-          <w:sz w:val="28"/>
-          <w:szCs w:val="28"/>
-        </w:rPr>
-      </w:pPr>
-      <w:r>
-        <w:rPr>
-          <w:rFonts w:ascii="Montserrat" w:cs="Montserrat" w:eastAsia="Montserrat" w:hAnsi="Montserrat"/>
-          <w:color w:val="ffffff"/>
-          <w:sz w:val="28"/>
-          <w:szCs w:val="28"/>
-          <w:rtl w:val="0"/>
-        </w:rPr>
-        <w:tab/>
+        <w:ind w:left="0" w:firstLine="720"/>
+        <w:rPr>
+          <w:rFonts w:ascii="Montserrat" w:cs="Montserrat" w:eastAsia="Montserrat" w:hAnsi="Montserrat"/>
+          <w:color w:val="ffffff"/>
+          <w:sz w:val="28"/>
+          <w:szCs w:val="28"/>
+        </w:rPr>
+      </w:pPr>
+      <w:r>
+        <w:rPr>
+          <w:rFonts w:ascii="Montserrat" w:cs="Montserrat" w:eastAsia="Montserrat" w:hAnsi="Montserrat"/>
+          <w:color w:val="ffffff"/>
+          <w:sz w:val="28"/>
+          <w:szCs w:val="28"/>
+          <w:rtl w:val="0"/>
+        </w:rPr>
         <w:t xml:space="preserve">“There is a tale to be told, here," she said, eerily, and her voice seemed to have deepened a tone or two, in the name of dramatic tension, no doubt. </w:t>
       </w:r>
     </w:p>
     <w:p>
       <w:pPr>
-        <w:rPr>
-          <w:rFonts w:ascii="Montserrat" w:cs="Montserrat" w:eastAsia="Montserrat" w:hAnsi="Montserrat"/>
-          <w:color w:val="ffffff"/>
-          <w:sz w:val="28"/>
-          <w:szCs w:val="28"/>
-        </w:rPr>
-      </w:pPr>
-      <w:r>
-        <w:rPr>
-          <w:rFonts w:ascii="Montserrat" w:cs="Montserrat" w:eastAsia="Montserrat" w:hAnsi="Montserrat"/>
-          <w:color w:val="ffffff"/>
-          <w:sz w:val="28"/>
-          <w:szCs w:val="28"/>
-          <w:rtl w:val="0"/>
-        </w:rPr>
-        <w:tab/>
+        <w:ind w:left="0" w:firstLine="720"/>
+        <w:rPr>
+          <w:rFonts w:ascii="Montserrat" w:cs="Montserrat" w:eastAsia="Montserrat" w:hAnsi="Montserrat"/>
+          <w:color w:val="ffffff"/>
+          <w:sz w:val="28"/>
+          <w:szCs w:val="28"/>
+        </w:rPr>
+      </w:pPr>
+      <w:r>
+        <w:rPr>
+          <w:rFonts w:ascii="Montserrat" w:cs="Montserrat" w:eastAsia="Montserrat" w:hAnsi="Montserrat"/>
+          <w:color w:val="ffffff"/>
+          <w:sz w:val="28"/>
+          <w:szCs w:val="28"/>
+          <w:rtl w:val="0"/>
+        </w:rPr>
         <w:t xml:space="preserve">“Well…” said Kay, remaining perfectly still, his eyelids still seeking a long relief every few seconds. “You’d better tell it then.”</w:t>
       </w:r>
     </w:p>
@@ -1350,23 +1446,23 @@
     </w:p>
     <w:p>
       <w:pPr>
-        <w:rPr>
-          <w:rFonts w:ascii="Montserrat" w:cs="Montserrat" w:eastAsia="Montserrat" w:hAnsi="Montserrat"/>
-          <w:color w:val="ffffff"/>
-          <w:sz w:val="28"/>
-          <w:szCs w:val="28"/>
-        </w:rPr>
-      </w:pPr>
-      <w:r>
-        <w:rPr>
-          <w:rFonts w:ascii="Montserrat" w:cs="Montserrat" w:eastAsia="Montserrat" w:hAnsi="Montserrat"/>
-          <w:color w:val="ffffff"/>
-          <w:sz w:val="28"/>
-          <w:szCs w:val="28"/>
-          <w:rtl w:val="0"/>
-        </w:rPr>
-        <w:tab/>
-        <w:t xml:space="preserve">“Once, there was a daemon,” she began. “He was a soulless creature, and he knew not the heart of man, nor ever did crave to, for it was beyond his reckoning. He loved and obeyed his master, a pure devil, and he would give his life for him, such depth had his devotion." Her tone brushed back and forth. Kaeleth had experienced these tales before, and still he wasn’t sure where she harnessed the constant composure to regale every word so flawlessly and without unintended pause. “One day, the devil broke a natural law, such was his master’s power, but as punishment by the Gods, was pulled down to a lower layer of hell than he had ever himself seen, one that he could not escape from. The daemon was left behind with nothing but a shadow to cling to, only a pocketful of fragments remained. He needed to bring his devil back to the world of the living, whatever the cost. That was the only thing that mattered to him.” Cookie took a long breath, and Kay adjusted his vision, blurred as it was, to the twilight air. “Luckily for him, there was a man. A kind and fruitful man, favoured by many, and deserving of no ills. He crossed paths with the daemon, and by the power of the one true God’s innermost, unspeakable darkness, that which gave birth to daemons and to hell itself, was </w:t>
+        <w:ind w:firstLine="720"/>
+        <w:rPr>
+          <w:rFonts w:ascii="Montserrat" w:cs="Montserrat" w:eastAsia="Montserrat" w:hAnsi="Montserrat"/>
+          <w:color w:val="ffffff"/>
+          <w:sz w:val="28"/>
+          <w:szCs w:val="28"/>
+        </w:rPr>
+      </w:pPr>
+      <w:r>
+        <w:rPr>
+          <w:rFonts w:ascii="Montserrat" w:cs="Montserrat" w:eastAsia="Montserrat" w:hAnsi="Montserrat"/>
+          <w:color w:val="ffffff"/>
+          <w:sz w:val="28"/>
+          <w:szCs w:val="28"/>
+          <w:rtl w:val="0"/>
+        </w:rPr>
+        <w:t xml:space="preserve">“Once, there was a daemon,” she began. “He was a soulless creature, and he knew not the heart of man, nor ever did crave to, for it was beyond his reckoning. He loved and obeyed his master, a pure devil, and he would give his life for him, such depth had his devotion." Her tone brushed back and forth. Kaeleth had experienced these tales before, and still he wasn’t sure where she harnessed the constant composure to regale every word so flawlessly and without unintended pause. “One day, the devil broke a natural law, such was his power, but as punishment by the Gods, was pulled down to a lower layer of hell than he had ever himself seen, one that he could not escape from. The daemon was left behind with nothing but a shadow to cling to, only a pocketful of fragments remained. He needed to bring his devil back to the world of the living, whatever the cost. That was the only thing that mattered to him.” Cookie took a long breath, and Kay adjusted his vision, blurred as it was, to the twilight air. “Luckily for him, there was a man. A kind and fruitful man, favoured by many, and deserving of no ills. He crossed paths with the daemon, and by the force of the one true God’s innermost, unspeakable darkness, that which gave birth to daemons and to hell itself, was </w:t>
       </w:r>
       <w:r>
         <w:rPr>
@@ -1478,6 +1574,47 @@
     </w:p>
     <w:p>
       <w:pPr>
+        <w:ind w:left="0" w:firstLine="720"/>
+        <w:rPr>
+          <w:rFonts w:ascii="Montserrat" w:cs="Montserrat" w:eastAsia="Montserrat" w:hAnsi="Montserrat"/>
+          <w:color w:val="ffffff"/>
+          <w:sz w:val="28"/>
+          <w:szCs w:val="28"/>
+        </w:rPr>
+      </w:pPr>
+      <w:r>
+        <w:rPr>
+          <w:rFonts w:ascii="Montserrat" w:cs="Montserrat" w:eastAsia="Montserrat" w:hAnsi="Montserrat"/>
+          <w:color w:val="ffffff"/>
+          <w:sz w:val="28"/>
+          <w:szCs w:val="28"/>
+          <w:rtl w:val="0"/>
+        </w:rPr>
+        <w:t xml:space="preserve">“I dunno," said Cookie. “Anyway, you should sleep. Sorry to wake you up," she added, using his pecs as a pivot point to stand up when he gave a groan of mild pain. “Good night.” </w:t>
+      </w:r>
+    </w:p>
+    <w:p>
+      <w:pPr>
+        <w:rPr>
+          <w:rFonts w:ascii="Montserrat" w:cs="Montserrat" w:eastAsia="Montserrat" w:hAnsi="Montserrat"/>
+          <w:color w:val="ffffff"/>
+          <w:sz w:val="28"/>
+          <w:szCs w:val="28"/>
+        </w:rPr>
+      </w:pPr>
+      <w:r>
+        <w:rPr>
+          <w:rFonts w:ascii="Montserrat" w:cs="Montserrat" w:eastAsia="Montserrat" w:hAnsi="Montserrat"/>
+          <w:color w:val="ffffff"/>
+          <w:sz w:val="28"/>
+          <w:szCs w:val="28"/>
+          <w:rtl w:val="0"/>
+        </w:rPr>
+        <w:t xml:space="preserve">She slumped onto the bed, and allowed herself to drift toward an unconscious state. </w:t>
+      </w:r>
+    </w:p>
+    <w:p>
+      <w:pPr>
         <w:ind w:firstLine="720"/>
         <w:rPr>
           <w:rFonts w:ascii="Montserrat" w:cs="Montserrat" w:eastAsia="Montserrat" w:hAnsi="Montserrat"/>
@@ -1494,47 +1631,6 @@
           <w:szCs w:val="28"/>
           <w:rtl w:val="0"/>
         </w:rPr>
-        <w:t xml:space="preserve">“I dunno," said Cookie. “Anyway, you should sleep. Sorry to wake you up," she added, using his pecs as a pivot point to stand up when he gave a groan of mild pain. “Good night.” </w:t>
-      </w:r>
-    </w:p>
-    <w:p>
-      <w:pPr>
-        <w:rPr>
-          <w:rFonts w:ascii="Montserrat" w:cs="Montserrat" w:eastAsia="Montserrat" w:hAnsi="Montserrat"/>
-          <w:color w:val="ffffff"/>
-          <w:sz w:val="28"/>
-          <w:szCs w:val="28"/>
-        </w:rPr>
-      </w:pPr>
-      <w:r>
-        <w:rPr>
-          <w:rFonts w:ascii="Montserrat" w:cs="Montserrat" w:eastAsia="Montserrat" w:hAnsi="Montserrat"/>
-          <w:color w:val="ffffff"/>
-          <w:sz w:val="28"/>
-          <w:szCs w:val="28"/>
-          <w:rtl w:val="0"/>
-        </w:rPr>
-        <w:t xml:space="preserve">She slumped onto the bed, and allowed herself to drift toward an unconscious state. </w:t>
-      </w:r>
-    </w:p>
-    <w:p>
-      <w:pPr>
-        <w:rPr>
-          <w:rFonts w:ascii="Montserrat" w:cs="Montserrat" w:eastAsia="Montserrat" w:hAnsi="Montserrat"/>
-          <w:color w:val="ffffff"/>
-          <w:sz w:val="28"/>
-          <w:szCs w:val="28"/>
-        </w:rPr>
-      </w:pPr>
-      <w:r>
-        <w:rPr>
-          <w:rFonts w:ascii="Montserrat" w:cs="Montserrat" w:eastAsia="Montserrat" w:hAnsi="Montserrat"/>
-          <w:color w:val="ffffff"/>
-          <w:sz w:val="28"/>
-          <w:szCs w:val="28"/>
-          <w:rtl w:val="0"/>
-        </w:rPr>
-        <w:tab/>
         <w:t xml:space="preserve">“Good night," said Kay, closing his eyes, and shaking his head lightly enough that it would not awaken him any further. Soon, they both embraced all the peace that the hour had to offer them.</w:t>
       </w:r>
     </w:p>
